--- a/docs/abnt-docx/escopo-inicial-abnt.docx
+++ b/docs/abnt-docx/escopo-inicial-abnt.docx
@@ -229,7 +229,7 @@
           <w:rFonts w:ascii="Times New Roman" w:hAnsi="Times New Roman"/>
           <w:sz w:val="20"/>
         </w:rPr>
-        <w:t>Professor: Bruno Baruffi.</w:t>
+        <w:t>Professor: Bruno Baruffi Esteves.</w:t>
       </w:r>
     </w:p>
     <w:p/>

--- a/docs/abnt-docx/escopo-inicial-abnt.docx
+++ b/docs/abnt-docx/escopo-inicial-abnt.docx
@@ -213,6 +213,7 @@
       <w:r>
         <w:rPr>
           <w:rFonts w:ascii="Times New Roman" w:hAnsi="Times New Roman"/>
+          <w:b w:val="0"/>
           <w:sz w:val="20"/>
         </w:rPr>
         <w:t>Trabalho acadêmico apresentado à disciplina Trabalho de Graduação 1 do curso de Análise e Desenvolvimento de Sistemas da FATEC PG, como parte das atividades de desenvolvimento e documentação do projeto MedAgenda.</w:t>
@@ -227,6 +228,7 @@
       <w:r>
         <w:rPr>
           <w:rFonts w:ascii="Times New Roman" w:hAnsi="Times New Roman"/>
+          <w:b w:val="0"/>
           <w:sz w:val="20"/>
         </w:rPr>
         <w:t>Professor: Bruno Baruffi Esteves.</w:t>
@@ -274,6 +276,107 @@
     </w:p>
     <w:p>
       <w:pPr>
+        <w:spacing w:line="360" w:lineRule="auto" w:after="0"/>
+        <w:jc w:val="center"/>
+      </w:pPr>
+      <w:r>
+        <w:rPr>
+          <w:rFonts w:ascii="Times New Roman" w:hAnsi="Times New Roman"/>
+          <w:b/>
+          <w:sz w:val="24"/>
+        </w:rPr>
+        <w:t>RESUMO</w:t>
+      </w:r>
+    </w:p>
+    <w:p/>
+    <w:p>
+      <w:pPr>
+        <w:spacing w:line="360" w:lineRule="auto" w:after="0"/>
+        <w:ind w:firstLine="709"/>
+        <w:jc w:val="both"/>
+      </w:pPr>
+      <w:r>
+        <w:rPr>
+          <w:rFonts w:ascii="Times New Roman" w:hAnsi="Times New Roman"/>
+          <w:b w:val="0"/>
+          <w:sz w:val="24"/>
+        </w:rPr>
+        <w:t>Este documento consolida o escopo inicial do MedAgenda, descrevendo a base técnica, visual e funcional construída até a etapa atual do projeto.</w:t>
+      </w:r>
+    </w:p>
+    <w:p/>
+    <w:p>
+      <w:pPr>
+        <w:spacing w:line="360" w:lineRule="auto"/>
+        <w:jc w:val="both"/>
+      </w:pPr>
+      <w:r>
+        <w:rPr>
+          <w:rFonts w:ascii="Times New Roman" w:hAnsi="Times New Roman"/>
+          <w:b w:val="0"/>
+          <w:sz w:val="24"/>
+        </w:rPr>
+        <w:t>Palavras-chave: MedAgenda. Agenda médica. Pacientes. Sistema web. Requisitos.</w:t>
+      </w:r>
+    </w:p>
+    <w:p>
+      <w:r>
+        <w:br w:type="page"/>
+      </w:r>
+    </w:p>
+    <w:p>
+      <w:pPr>
+        <w:spacing w:line="360" w:lineRule="auto" w:after="0"/>
+        <w:jc w:val="center"/>
+      </w:pPr>
+      <w:r>
+        <w:rPr>
+          <w:rFonts w:ascii="Times New Roman" w:hAnsi="Times New Roman"/>
+          <w:b/>
+          <w:sz w:val="24"/>
+        </w:rPr>
+        <w:t>ABSTRACT</w:t>
+      </w:r>
+    </w:p>
+    <w:p/>
+    <w:p>
+      <w:pPr>
+        <w:spacing w:line="360" w:lineRule="auto" w:after="0"/>
+        <w:ind w:firstLine="709"/>
+        <w:jc w:val="both"/>
+      </w:pPr>
+      <w:r>
+        <w:rPr>
+          <w:rFonts w:ascii="Times New Roman" w:hAnsi="Times New Roman"/>
+          <w:b w:val="0"/>
+          <w:sz w:val="24"/>
+        </w:rPr>
+        <w:t>This document consolida o escopo inicial do MedAgenda, describesndo a base técnica, visual e funcional construída até a etapa atual do projeto.</w:t>
+      </w:r>
+    </w:p>
+    <w:p/>
+    <w:p>
+      <w:pPr>
+        <w:spacing w:line="360" w:lineRule="auto"/>
+        <w:jc w:val="both"/>
+      </w:pPr>
+      <w:r>
+        <w:rPr>
+          <w:rFonts w:ascii="Times New Roman" w:hAnsi="Times New Roman"/>
+          <w:b w:val="0"/>
+          <w:sz w:val="24"/>
+        </w:rPr>
+        <w:t>Keywords: MedAgenda. Medical schedule. Patients. Web system. Requirements.</w:t>
+      </w:r>
+    </w:p>
+    <w:p>
+      <w:r>
+        <w:br w:type="page"/>
+      </w:r>
+    </w:p>
+    <w:p>
+      <w:pPr>
+        <w:spacing w:line="360" w:lineRule="auto" w:after="0"/>
         <w:jc w:val="center"/>
       </w:pPr>
       <w:r>
@@ -287,94 +390,12 @@
     </w:p>
     <w:p/>
     <w:p>
-      <w:pPr>
-        <w:spacing w:line="360" w:lineRule="auto"/>
-        <w:ind w:left="425"/>
-      </w:pPr>
       <w:r>
-        <w:rPr>
-          <w:rFonts w:ascii="Times New Roman" w:hAnsi="Times New Roman"/>
-          <w:sz w:val="24"/>
-        </w:rPr>
-        <w:t>Objetivo</w:t>
-      </w:r>
-    </w:p>
-    <w:p>
-      <w:pPr>
-        <w:spacing w:line="360" w:lineRule="auto"/>
-        <w:ind w:left="425"/>
-      </w:pPr>
-      <w:r>
-        <w:rPr>
-          <w:rFonts w:ascii="Times New Roman" w:hAnsi="Times New Roman"/>
-          <w:sz w:val="24"/>
-        </w:rPr>
-        <w:t>Backend</w:t>
-      </w:r>
-    </w:p>
-    <w:p>
-      <w:pPr>
-        <w:spacing w:line="360" w:lineRule="auto"/>
-        <w:ind w:left="425"/>
-      </w:pPr>
-      <w:r>
-        <w:rPr>
-          <w:rFonts w:ascii="Times New Roman" w:hAnsi="Times New Roman"/>
-          <w:sz w:val="24"/>
-        </w:rPr>
-        <w:t>Domínio inicial</w:t>
-      </w:r>
-    </w:p>
-    <w:p>
-      <w:pPr>
-        <w:spacing w:line="360" w:lineRule="auto"/>
-        <w:ind w:left="425"/>
-      </w:pPr>
-      <w:r>
-        <w:rPr>
-          <w:rFonts w:ascii="Times New Roman" w:hAnsi="Times New Roman"/>
-          <w:sz w:val="24"/>
-        </w:rPr>
-        <w:t>Autenticação inicial</w:t>
-      </w:r>
-    </w:p>
-    <w:p>
-      <w:pPr>
-        <w:spacing w:line="360" w:lineRule="auto"/>
-        <w:ind w:left="425"/>
-      </w:pPr>
-      <w:r>
-        <w:rPr>
-          <w:rFonts w:ascii="Times New Roman" w:hAnsi="Times New Roman"/>
-          <w:sz w:val="24"/>
-        </w:rPr>
-        <w:t>Frontend</w:t>
-      </w:r>
-    </w:p>
-    <w:p>
-      <w:pPr>
-        <w:spacing w:line="360" w:lineRule="auto"/>
-        <w:ind w:left="425"/>
-      </w:pPr>
-      <w:r>
-        <w:rPr>
-          <w:rFonts w:ascii="Times New Roman" w:hAnsi="Times New Roman"/>
-          <w:sz w:val="24"/>
-        </w:rPr>
-        <w:t>Execução local</w:t>
-      </w:r>
-    </w:p>
-    <w:p>
-      <w:pPr>
-        <w:spacing w:line="360" w:lineRule="auto"/>
-        <w:ind w:left="425"/>
-      </w:pPr>
-      <w:r>
-        <w:rPr>
-          <w:rFonts w:ascii="Times New Roman" w:hAnsi="Times New Roman"/>
-          <w:sz w:val="24"/>
-        </w:rPr>
-        <w:t>Próximos pontos de evolução</w:t>
+        <w:fldChar w:fldCharType="begin"/>
+        <w:instrText xml:space="preserve">TOC \o "1-3" \h \z \u</w:instrText>
+        <w:fldChar w:fldCharType="separate"/>
+        <w:t>Clique com o botão direito e selecione "Atualizar campo" para gerar o sumário.</w:t>
+        <w:fldChar w:fldCharType="end"/>
       </w:r>
     </w:p>
     <w:p>
@@ -384,7 +405,18 @@
     </w:p>
     <w:p>
       <w:pPr>
-        <w:spacing w:before="240" w:after="120" w:line="360" w:lineRule="auto"/>
+        <w:sectPr>
+          <w:headerReference w:type="default" r:id="rId9"/>
+          <w:pgSz w:w="12240" w:h="15840"/>
+          <w:pgMar w:top="1701" w:right="1134" w:bottom="1134" w:left="1701" w:header="720" w:footer="720" w:gutter="0"/>
+          <w:cols w:space="720"/>
+          <w:docGrid w:linePitch="360"/>
+        </w:sectPr>
+      </w:pPr>
+    </w:p>
+    <w:p>
+      <w:pPr>
+        <w:pStyle w:val="Heading1"/>
         <w:jc w:val="left"/>
       </w:pPr>
       <w:r>
@@ -393,21 +425,7 @@
           <w:b/>
           <w:sz w:val="24"/>
         </w:rPr>
-        <w:t>ESCOPO INICIAL - MEDAGENDA</w:t>
-      </w:r>
-    </w:p>
-    <w:p>
-      <w:pPr>
-        <w:spacing w:before="240" w:after="120" w:line="360" w:lineRule="auto"/>
-        <w:jc w:val="left"/>
-      </w:pPr>
-      <w:r>
-        <w:rPr>
-          <w:rFonts w:ascii="Times New Roman" w:hAnsi="Times New Roman"/>
-          <w:b/>
-          <w:sz w:val="24"/>
-        </w:rPr>
-        <w:t>OBJETIVO</w:t>
+        <w:t>1 OBJETIVO</w:t>
       </w:r>
     </w:p>
     <w:p>
@@ -419,6 +437,7 @@
       <w:r>
         <w:rPr>
           <w:rFonts w:ascii="Times New Roman" w:hAnsi="Times New Roman"/>
+          <w:b w:val="0"/>
           <w:sz w:val="24"/>
         </w:rPr>
         <w:t>Criar a fundação técnica e visual do MedAgenda para demonstrar a evolução do</w:t>
@@ -433,6 +452,7 @@
       <w:r>
         <w:rPr>
           <w:rFonts w:ascii="Times New Roman" w:hAnsi="Times New Roman"/>
+          <w:b w:val="0"/>
           <w:sz w:val="24"/>
         </w:rPr>
         <w:t>produto. O projeto parte de uma base navegável, com backend estruturado,</w:t>
@@ -447,6 +467,7 @@
       <w:r>
         <w:rPr>
           <w:rFonts w:ascii="Times New Roman" w:hAnsi="Times New Roman"/>
+          <w:b w:val="0"/>
           <w:sz w:val="24"/>
         </w:rPr>
         <w:t>frontend apresentável e documentação suficiente para execução local.</w:t>
@@ -454,7 +475,7 @@
     </w:p>
     <w:p>
       <w:pPr>
-        <w:spacing w:before="240" w:after="120" w:line="360" w:lineRule="auto"/>
+        <w:pStyle w:val="Heading1"/>
         <w:jc w:val="left"/>
       </w:pPr>
       <w:r>
@@ -463,7 +484,7 @@
           <w:b/>
           <w:sz w:val="24"/>
         </w:rPr>
-        <w:t>BACKEND</w:t>
+        <w:t>2 BACKEND</w:t>
       </w:r>
     </w:p>
     <w:p>
@@ -475,6 +496,7 @@
       <w:r>
         <w:rPr>
           <w:rFonts w:ascii="Times New Roman" w:hAnsi="Times New Roman"/>
+          <w:b w:val="0"/>
           <w:sz w:val="24"/>
         </w:rPr>
         <w:t>Base criada em Java Spring Boot com:</w:t>
@@ -488,6 +510,7 @@
       <w:r>
         <w:rPr>
           <w:rFonts w:ascii="Times New Roman" w:hAnsi="Times New Roman"/>
+          <w:b w:val="0"/>
           <w:sz w:val="24"/>
         </w:rPr>
         <w:t>Spring Web para APIs REST.</w:t>
@@ -501,6 +524,7 @@
       <w:r>
         <w:rPr>
           <w:rFonts w:ascii="Times New Roman" w:hAnsi="Times New Roman"/>
+          <w:b w:val="0"/>
           <w:sz w:val="24"/>
         </w:rPr>
         <w:t>Spring Data JPA para persistência.</w:t>
@@ -514,6 +538,7 @@
       <w:r>
         <w:rPr>
           <w:rFonts w:ascii="Times New Roman" w:hAnsi="Times New Roman"/>
+          <w:b w:val="0"/>
           <w:sz w:val="24"/>
         </w:rPr>
         <w:t>Spring Security para autenticação e autorização.</w:t>
@@ -527,6 +552,7 @@
       <w:r>
         <w:rPr>
           <w:rFonts w:ascii="Times New Roman" w:hAnsi="Times New Roman"/>
+          <w:b w:val="0"/>
           <w:sz w:val="24"/>
         </w:rPr>
         <w:t>Spring Validation para validação de entradas.</w:t>
@@ -540,6 +566,7 @@
       <w:r>
         <w:rPr>
           <w:rFonts w:ascii="Times New Roman" w:hAnsi="Times New Roman"/>
+          <w:b w:val="0"/>
           <w:sz w:val="24"/>
         </w:rPr>
         <w:t>PostgreSQL como banco relacional.</w:t>
@@ -553,6 +580,7 @@
       <w:r>
         <w:rPr>
           <w:rFonts w:ascii="Times New Roman" w:hAnsi="Times New Roman"/>
+          <w:b w:val="0"/>
           <w:sz w:val="24"/>
         </w:rPr>
         <w:t>JJWT para emissão e validação de tokens JWT.</w:t>
@@ -567,6 +595,7 @@
       <w:r>
         <w:rPr>
           <w:rFonts w:ascii="Times New Roman" w:hAnsi="Times New Roman"/>
+          <w:b w:val="0"/>
           <w:sz w:val="24"/>
         </w:rPr>
         <w:t>Estrutura principal de pacotes:</w:t>
@@ -580,6 +609,7 @@
       <w:r>
         <w:rPr>
           <w:rFonts w:ascii="Times New Roman" w:hAnsi="Times New Roman"/>
+          <w:b w:val="0"/>
           <w:sz w:val="24"/>
         </w:rPr>
         <w:t>controller: endpoints HTTP.</w:t>
@@ -593,6 +623,7 @@
       <w:r>
         <w:rPr>
           <w:rFonts w:ascii="Times New Roman" w:hAnsi="Times New Roman"/>
+          <w:b w:val="0"/>
           <w:sz w:val="24"/>
         </w:rPr>
         <w:t>service: regras de negócio e orquestração.</w:t>
@@ -606,6 +637,7 @@
       <w:r>
         <w:rPr>
           <w:rFonts w:ascii="Times New Roman" w:hAnsi="Times New Roman"/>
+          <w:b w:val="0"/>
           <w:sz w:val="24"/>
         </w:rPr>
         <w:t>repository: repositories Spring Data JPA.</w:t>
@@ -619,6 +651,7 @@
       <w:r>
         <w:rPr>
           <w:rFonts w:ascii="Times New Roman" w:hAnsi="Times New Roman"/>
+          <w:b w:val="0"/>
           <w:sz w:val="24"/>
         </w:rPr>
         <w:t>entity: entidades JPA.</w:t>
@@ -632,6 +665,7 @@
       <w:r>
         <w:rPr>
           <w:rFonts w:ascii="Times New Roman" w:hAnsi="Times New Roman"/>
+          <w:b w:val="0"/>
           <w:sz w:val="24"/>
         </w:rPr>
         <w:t>security: configuração de segurança e JWT.</w:t>
@@ -645,6 +679,7 @@
       <w:r>
         <w:rPr>
           <w:rFonts w:ascii="Times New Roman" w:hAnsi="Times New Roman"/>
+          <w:b w:val="0"/>
           <w:sz w:val="24"/>
         </w:rPr>
         <w:t>config: configurações auxiliares, incluindo dados de demonstração.</w:t>
@@ -652,7 +687,7 @@
     </w:p>
     <w:p>
       <w:pPr>
-        <w:spacing w:before="240" w:after="120" w:line="360" w:lineRule="auto"/>
+        <w:pStyle w:val="Heading1"/>
         <w:jc w:val="left"/>
       </w:pPr>
       <w:r>
@@ -661,7 +696,7 @@
           <w:b/>
           <w:sz w:val="24"/>
         </w:rPr>
-        <w:t>DOMÍNIO INICIAL</w:t>
+        <w:t>3 DOMÍNIO INICIAL</w:t>
       </w:r>
     </w:p>
     <w:p>
@@ -673,6 +708,7 @@
       <w:r>
         <w:rPr>
           <w:rFonts w:ascii="Times New Roman" w:hAnsi="Times New Roman"/>
+          <w:b w:val="0"/>
           <w:sz w:val="24"/>
         </w:rPr>
         <w:t>O primeiro recorte de domínio cobre:</w:t>
@@ -686,6 +722,7 @@
       <w:r>
         <w:rPr>
           <w:rFonts w:ascii="Times New Roman" w:hAnsi="Times New Roman"/>
+          <w:b w:val="0"/>
           <w:sz w:val="24"/>
         </w:rPr>
         <w:t>Pacientes, com dados cadastrais essenciais.</w:t>
@@ -699,6 +736,7 @@
       <w:r>
         <w:rPr>
           <w:rFonts w:ascii="Times New Roman" w:hAnsi="Times New Roman"/>
+          <w:b w:val="0"/>
           <w:sz w:val="24"/>
         </w:rPr>
         <w:t>Profissionais de saúde, com registro de conselho e especialidade.</w:t>
@@ -712,6 +750,7 @@
       <w:r>
         <w:rPr>
           <w:rFonts w:ascii="Times New Roman" w:hAnsi="Times New Roman"/>
+          <w:b w:val="0"/>
           <w:sz w:val="24"/>
         </w:rPr>
         <w:t>Consultas, relacionando paciente, profissional, período, status e observações.</w:t>
@@ -725,6 +764,7 @@
       <w:r>
         <w:rPr>
           <w:rFonts w:ascii="Times New Roman" w:hAnsi="Times New Roman"/>
+          <w:b w:val="0"/>
           <w:sz w:val="24"/>
         </w:rPr>
         <w:t>Usuários do sistema, com papéis e senha criptografada.</w:t>
@@ -739,6 +779,7 @@
       <w:r>
         <w:rPr>
           <w:rFonts w:ascii="Times New Roman" w:hAnsi="Times New Roman"/>
+          <w:b w:val="0"/>
           <w:sz w:val="24"/>
         </w:rPr>
         <w:t>Entidades principais:</w:t>
@@ -752,6 +793,7 @@
       <w:r>
         <w:rPr>
           <w:rFonts w:ascii="Times New Roman" w:hAnsi="Times New Roman"/>
+          <w:b w:val="0"/>
           <w:sz w:val="24"/>
         </w:rPr>
         <w:t>Paciente</w:t>
@@ -765,6 +807,7 @@
       <w:r>
         <w:rPr>
           <w:rFonts w:ascii="Times New Roman" w:hAnsi="Times New Roman"/>
+          <w:b w:val="0"/>
           <w:sz w:val="24"/>
         </w:rPr>
         <w:t>ProfissionalSaude</w:t>
@@ -778,6 +821,7 @@
       <w:r>
         <w:rPr>
           <w:rFonts w:ascii="Times New Roman" w:hAnsi="Times New Roman"/>
+          <w:b w:val="0"/>
           <w:sz w:val="24"/>
         </w:rPr>
         <w:t>Consulta</w:t>
@@ -791,6 +835,7 @@
       <w:r>
         <w:rPr>
           <w:rFonts w:ascii="Times New Roman" w:hAnsi="Times New Roman"/>
+          <w:b w:val="0"/>
           <w:sz w:val="24"/>
         </w:rPr>
         <w:t>StatusConsulta</w:t>
@@ -804,6 +849,7 @@
       <w:r>
         <w:rPr>
           <w:rFonts w:ascii="Times New Roman" w:hAnsi="Times New Roman"/>
+          <w:b w:val="0"/>
           <w:sz w:val="24"/>
         </w:rPr>
         <w:t>Usuario</w:t>
@@ -817,6 +863,7 @@
       <w:r>
         <w:rPr>
           <w:rFonts w:ascii="Times New Roman" w:hAnsi="Times New Roman"/>
+          <w:b w:val="0"/>
           <w:sz w:val="24"/>
         </w:rPr>
         <w:t>PapelUsuario</w:t>
@@ -831,6 +878,7 @@
       <w:r>
         <w:rPr>
           <w:rFonts w:ascii="Times New Roman" w:hAnsi="Times New Roman"/>
+          <w:b w:val="0"/>
           <w:sz w:val="24"/>
         </w:rPr>
         <w:t>O modelo foi mantido deliberadamente enxuto para permitir validação rápida antes</w:t>
@@ -845,6 +893,7 @@
       <w:r>
         <w:rPr>
           <w:rFonts w:ascii="Times New Roman" w:hAnsi="Times New Roman"/>
+          <w:b w:val="0"/>
           <w:sz w:val="24"/>
         </w:rPr>
         <w:t>de adicionar regras mais complexas, como horários recorrentes, unidades,</w:t>
@@ -859,6 +908,7 @@
       <w:r>
         <w:rPr>
           <w:rFonts w:ascii="Times New Roman" w:hAnsi="Times New Roman"/>
+          <w:b w:val="0"/>
           <w:sz w:val="24"/>
         </w:rPr>
         <w:t>convênios, prontuário e notificações.</w:t>
@@ -866,7 +916,7 @@
     </w:p>
     <w:p>
       <w:pPr>
-        <w:spacing w:before="240" w:after="120" w:line="360" w:lineRule="auto"/>
+        <w:pStyle w:val="Heading1"/>
         <w:jc w:val="left"/>
       </w:pPr>
       <w:r>
@@ -875,7 +925,7 @@
           <w:b/>
           <w:sz w:val="24"/>
         </w:rPr>
-        <w:t>AUTENTICAÇÃO INICIAL</w:t>
+        <w:t>4 AUTENTICAÇÃO INICIAL</w:t>
       </w:r>
     </w:p>
     <w:p>
@@ -887,6 +937,7 @@
       <w:r>
         <w:rPr>
           <w:rFonts w:ascii="Times New Roman" w:hAnsi="Times New Roman"/>
+          <w:b w:val="0"/>
           <w:sz w:val="24"/>
         </w:rPr>
         <w:t>A camada inicial de segurança inclui:</w:t>
@@ -900,6 +951,7 @@
       <w:r>
         <w:rPr>
           <w:rFonts w:ascii="Times New Roman" w:hAnsi="Times New Roman"/>
+          <w:b w:val="0"/>
           <w:sz w:val="24"/>
         </w:rPr>
         <w:t>Cadastro e login em /api/auth/register e /api/auth/login.</w:t>
@@ -913,6 +965,7 @@
       <w:r>
         <w:rPr>
           <w:rFonts w:ascii="Times New Roman" w:hAnsi="Times New Roman"/>
+          <w:b w:val="0"/>
           <w:sz w:val="24"/>
         </w:rPr>
         <w:t>Senhas armazenadas com BCrypt.</w:t>
@@ -926,6 +979,7 @@
       <w:r>
         <w:rPr>
           <w:rFonts w:ascii="Times New Roman" w:hAnsi="Times New Roman"/>
+          <w:b w:val="0"/>
           <w:sz w:val="24"/>
         </w:rPr>
         <w:t>Emissão de JWT assinado via JJWT.</w:t>
@@ -939,6 +993,7 @@
       <w:r>
         <w:rPr>
           <w:rFonts w:ascii="Times New Roman" w:hAnsi="Times New Roman"/>
+          <w:b w:val="0"/>
           <w:sz w:val="24"/>
         </w:rPr>
         <w:t>Filtro para autenticar requisições com Authorization: Bearer &lt;token&gt;.</w:t>
@@ -952,6 +1007,7 @@
       <w:r>
         <w:rPr>
           <w:rFonts w:ascii="Times New Roman" w:hAnsi="Times New Roman"/>
+          <w:b w:val="0"/>
           <w:sz w:val="24"/>
         </w:rPr>
         <w:t>Proteção dos endpoints de pacientes, profissionais e consultas.</w:t>
@@ -966,6 +1022,7 @@
       <w:r>
         <w:rPr>
           <w:rFonts w:ascii="Times New Roman" w:hAnsi="Times New Roman"/>
+          <w:b w:val="0"/>
           <w:sz w:val="24"/>
         </w:rPr>
         <w:t>O JWT_SECRET deve ser definido por ambiente antes de qualquer uso fora de</w:t>
@@ -980,6 +1037,7 @@
       <w:r>
         <w:rPr>
           <w:rFonts w:ascii="Times New Roman" w:hAnsi="Times New Roman"/>
+          <w:b w:val="0"/>
           <w:sz w:val="24"/>
         </w:rPr>
         <w:t>desenvolvimento local.</w:t>
@@ -987,7 +1045,7 @@
     </w:p>
     <w:p>
       <w:pPr>
-        <w:spacing w:before="240" w:after="120" w:line="360" w:lineRule="auto"/>
+        <w:pStyle w:val="Heading1"/>
         <w:jc w:val="left"/>
       </w:pPr>
       <w:r>
@@ -996,7 +1054,7 @@
           <w:b/>
           <w:sz w:val="24"/>
         </w:rPr>
-        <w:t>FRONTEND</w:t>
+        <w:t>5 FRONTEND</w:t>
       </w:r>
     </w:p>
     <w:p>
@@ -1008,6 +1066,7 @@
       <w:r>
         <w:rPr>
           <w:rFonts w:ascii="Times New Roman" w:hAnsi="Times New Roman"/>
+          <w:b w:val="0"/>
           <w:sz w:val="24"/>
         </w:rPr>
         <w:t>A interface foi adaptada para apoiar apresentação local do projeto, priorizando</w:t>
@@ -1022,6 +1081,7 @@
       <w:r>
         <w:rPr>
           <w:rFonts w:ascii="Times New Roman" w:hAnsi="Times New Roman"/>
+          <w:b w:val="0"/>
           <w:sz w:val="24"/>
         </w:rPr>
         <w:t>clareza visual e fluxo de navegação sobre integração completa. A identidade usa</w:t>
@@ -1036,6 +1096,7 @@
       <w:r>
         <w:rPr>
           <w:rFonts w:ascii="Times New Roman" w:hAnsi="Times New Roman"/>
+          <w:b w:val="0"/>
           <w:sz w:val="24"/>
         </w:rPr>
         <w:t>um tema clínico minimalista com fundo off-white, cards brancos, teal como cor</w:t>
@@ -1050,6 +1111,7 @@
       <w:r>
         <w:rPr>
           <w:rFonts w:ascii="Times New Roman" w:hAnsi="Times New Roman"/>
+          <w:b w:val="0"/>
           <w:sz w:val="24"/>
         </w:rPr>
         <w:t>principal e bordas sutis em vez de sombras pesadas.</w:t>
@@ -1064,6 +1126,7 @@
       <w:r>
         <w:rPr>
           <w:rFonts w:ascii="Times New Roman" w:hAnsi="Times New Roman"/>
+          <w:b w:val="0"/>
           <w:sz w:val="24"/>
         </w:rPr>
         <w:t>Telas disponíveis:</w:t>
@@ -1077,6 +1140,7 @@
       <w:r>
         <w:rPr>
           <w:rFonts w:ascii="Times New Roman" w:hAnsi="Times New Roman"/>
+          <w:b w:val="0"/>
           <w:sz w:val="24"/>
         </w:rPr>
         <w:t>Página inicial com proposta de valor e CTAs para médico e paciente.</w:t>
@@ -1090,6 +1154,7 @@
       <w:r>
         <w:rPr>
           <w:rFonts w:ascii="Times New Roman" w:hAnsi="Times New Roman"/>
+          <w:b w:val="0"/>
           <w:sz w:val="24"/>
         </w:rPr>
         <w:t>Entrada visual do médico.</w:t>
@@ -1103,6 +1168,7 @@
       <w:r>
         <w:rPr>
           <w:rFonts w:ascii="Times New Roman" w:hAnsi="Times New Roman"/>
+          <w:b w:val="0"/>
           <w:sz w:val="24"/>
         </w:rPr>
         <w:t>Painel geral com cards estatísticos e agenda do dia.</w:t>
@@ -1116,6 +1182,7 @@
       <w:r>
         <w:rPr>
           <w:rFonts w:ascii="Times New Roman" w:hAnsi="Times New Roman"/>
+          <w:b w:val="0"/>
           <w:sz w:val="24"/>
         </w:rPr>
         <w:t>Agenda semanal com slots disponíveis e ocupados.</w:t>
@@ -1129,6 +1196,7 @@
       <w:r>
         <w:rPr>
           <w:rFonts w:ascii="Times New Roman" w:hAnsi="Times New Roman"/>
+          <w:b w:val="0"/>
           <w:sz w:val="24"/>
         </w:rPr>
         <w:t>Lista de pacientes com busca e ações visuais.</w:t>
@@ -1142,6 +1210,7 @@
       <w:r>
         <w:rPr>
           <w:rFonts w:ascii="Times New Roman" w:hAnsi="Times New Roman"/>
+          <w:b w:val="0"/>
           <w:sz w:val="24"/>
         </w:rPr>
         <w:t>Chatbot do paciente com mensagens, chips e sugestões de horário.</w:t>
@@ -1155,6 +1224,7 @@
       <w:r>
         <w:rPr>
           <w:rFonts w:ascii="Times New Roman" w:hAnsi="Times New Roman"/>
+          <w:b w:val="0"/>
           <w:sz w:val="24"/>
         </w:rPr>
         <w:t>Configurações do perfil médico e mensagem inicial do chatbot.</w:t>
@@ -1169,6 +1239,7 @@
       <w:r>
         <w:rPr>
           <w:rFonts w:ascii="Times New Roman" w:hAnsi="Times New Roman"/>
+          <w:b w:val="0"/>
           <w:sz w:val="24"/>
         </w:rPr>
         <w:t>Os dados do frontend são mockados para permitir demonstração imediata ao</w:t>
@@ -1183,6 +1254,7 @@
       <w:r>
         <w:rPr>
           <w:rFonts w:ascii="Times New Roman" w:hAnsi="Times New Roman"/>
+          <w:b w:val="0"/>
           <w:sz w:val="24"/>
         </w:rPr>
         <w:t>professor. A integração com autenticação e APIs reais pode ser feita</w:t>
@@ -1197,6 +1269,7 @@
       <w:r>
         <w:rPr>
           <w:rFonts w:ascii="Times New Roman" w:hAnsi="Times New Roman"/>
+          <w:b w:val="0"/>
           <w:sz w:val="24"/>
         </w:rPr>
         <w:t>gradualmente após a validação visual dos fluxos.</w:t>
@@ -1204,7 +1277,7 @@
     </w:p>
     <w:p>
       <w:pPr>
-        <w:spacing w:before="240" w:after="120" w:line="360" w:lineRule="auto"/>
+        <w:pStyle w:val="Heading1"/>
         <w:jc w:val="left"/>
       </w:pPr>
       <w:r>
@@ -1213,7 +1286,7 @@
           <w:b/>
           <w:sz w:val="24"/>
         </w:rPr>
-        <w:t>EXECUÇÃO LOCAL</w:t>
+        <w:t>6 EXECUÇÃO LOCAL</w:t>
       </w:r>
     </w:p>
     <w:p>
@@ -1225,6 +1298,7 @@
       <w:r>
         <w:rPr>
           <w:rFonts w:ascii="Times New Roman" w:hAnsi="Times New Roman"/>
+          <w:b w:val="0"/>
           <w:sz w:val="24"/>
         </w:rPr>
         <w:t>A execução local foi preparada com:</w:t>
@@ -1238,6 +1312,7 @@
       <w:r>
         <w:rPr>
           <w:rFonts w:ascii="Times New Roman" w:hAnsi="Times New Roman"/>
+          <w:b w:val="0"/>
           <w:sz w:val="24"/>
         </w:rPr>
         <w:t>docker-compose.yml para subir PostgreSQL.</w:t>
@@ -1251,6 +1326,7 @@
       <w:r>
         <w:rPr>
           <w:rFonts w:ascii="Times New Roman" w:hAnsi="Times New Roman"/>
+          <w:b w:val="0"/>
           <w:sz w:val="24"/>
         </w:rPr>
         <w:t>Perfil Spring local para conectar no banco e carregar dados de demonstração.</w:t>
@@ -1264,6 +1340,7 @@
       <w:r>
         <w:rPr>
           <w:rFonts w:ascii="Times New Roman" w:hAnsi="Times New Roman"/>
+          <w:b w:val="0"/>
           <w:sz w:val="24"/>
         </w:rPr>
         <w:t>backend/.env.example como referência de variáveis.</w:t>
@@ -1277,6 +1354,7 @@
       <w:r>
         <w:rPr>
           <w:rFonts w:ascii="Times New Roman" w:hAnsi="Times New Roman"/>
+          <w:b w:val="0"/>
           <w:sz w:val="24"/>
         </w:rPr>
         <w:t>Guia dedicado em docs/execucao-local.md.</w:t>
@@ -1291,6 +1369,7 @@
       <w:r>
         <w:rPr>
           <w:rFonts w:ascii="Times New Roman" w:hAnsi="Times New Roman"/>
+          <w:b w:val="0"/>
           <w:sz w:val="24"/>
         </w:rPr>
         <w:t>Credenciais de demonstração do perfil local:</w:t>
@@ -1300,6 +1379,7 @@
       <w:pPr>
         <w:spacing w:line="240" w:lineRule="auto"/>
         <w:ind w:left="567"/>
+        <w:jc w:val="left"/>
       </w:pPr>
       <w:r>
         <w:rPr>
@@ -1313,6 +1393,7 @@
       <w:pPr>
         <w:spacing w:line="240" w:lineRule="auto"/>
         <w:ind w:left="567"/>
+        <w:jc w:val="left"/>
       </w:pPr>
       <w:r>
         <w:rPr>
@@ -1325,7 +1406,7 @@
     <w:p/>
     <w:p>
       <w:pPr>
-        <w:spacing w:before="240" w:after="120" w:line="360" w:lineRule="auto"/>
+        <w:pStyle w:val="Heading1"/>
         <w:jc w:val="left"/>
       </w:pPr>
       <w:r>
@@ -1334,7 +1415,7 @@
           <w:b/>
           <w:sz w:val="24"/>
         </w:rPr>
-        <w:t>PRÓXIMOS PONTOS DE EVOLUÇÃO</w:t>
+        <w:t>7 PRÓXIMOS PONTOS DE EVOLUÇÃO</w:t>
       </w:r>
     </w:p>
     <w:p>
@@ -1345,6 +1426,7 @@
       <w:r>
         <w:rPr>
           <w:rFonts w:ascii="Times New Roman" w:hAnsi="Times New Roman"/>
+          <w:b w:val="0"/>
           <w:sz w:val="24"/>
         </w:rPr>
         <w:t>Integrar as telas do frontend aos endpoints reais do backend.</w:t>
@@ -1358,6 +1440,7 @@
       <w:r>
         <w:rPr>
           <w:rFonts w:ascii="Times New Roman" w:hAnsi="Times New Roman"/>
+          <w:b w:val="0"/>
           <w:sz w:val="24"/>
         </w:rPr>
         <w:t>Adicionar atualização e exclusão para pacientes, profissionais e consultas.</w:t>
@@ -1371,6 +1454,7 @@
       <w:r>
         <w:rPr>
           <w:rFonts w:ascii="Times New Roman" w:hAnsi="Times New Roman"/>
+          <w:b w:val="0"/>
           <w:sz w:val="24"/>
         </w:rPr>
         <w:t>Validar conflito de horários de consulta.</w:t>
@@ -1384,6 +1468,7 @@
       <w:r>
         <w:rPr>
           <w:rFonts w:ascii="Times New Roman" w:hAnsi="Times New Roman"/>
+          <w:b w:val="0"/>
           <w:sz w:val="24"/>
         </w:rPr>
         <w:t>Evoluir o chatbot para criar consultas reais.</w:t>
@@ -1397,6 +1482,7 @@
       <w:r>
         <w:rPr>
           <w:rFonts w:ascii="Times New Roman" w:hAnsi="Times New Roman"/>
+          <w:b w:val="0"/>
           <w:sz w:val="24"/>
         </w:rPr>
         <w:t>Criar migrations com Flyway ou Liquibase.</w:t>
@@ -1410,9 +1496,113 @@
       <w:r>
         <w:rPr>
           <w:rFonts w:ascii="Times New Roman" w:hAnsi="Times New Roman"/>
+          <w:b w:val="0"/>
           <w:sz w:val="24"/>
         </w:rPr>
         <w:t>Adicionar testes automatizados para serviços e controllers.</w:t>
+      </w:r>
+    </w:p>
+    <w:p>
+      <w:r>
+        <w:br w:type="page"/>
+      </w:r>
+    </w:p>
+    <w:p>
+      <w:pPr>
+        <w:jc w:val="left"/>
+      </w:pPr>
+      <w:r>
+        <w:rPr>
+          <w:rFonts w:ascii="Times New Roman" w:hAnsi="Times New Roman"/>
+          <w:b/>
+          <w:sz w:val="24"/>
+        </w:rPr>
+        <w:t>REFERÊNCIAS</w:t>
+      </w:r>
+    </w:p>
+    <w:p/>
+    <w:p>
+      <w:pPr>
+        <w:spacing w:line="240" w:lineRule="auto" w:after="240"/>
+        <w:jc w:val="left"/>
+      </w:pPr>
+      <w:r>
+        <w:rPr>
+          <w:rFonts w:ascii="Times New Roman" w:hAnsi="Times New Roman"/>
+          <w:b w:val="0"/>
+          <w:sz w:val="24"/>
+        </w:rPr>
+        <w:t>ASSOCIAÇÃO BRASILEIRA DE NORMAS TÉCNICAS. NBR 14724: informação e documentação: trabalhos acadêmicos: apresentação. Rio de Janeiro: ABNT, 2011.</w:t>
+      </w:r>
+    </w:p>
+    <w:p>
+      <w:pPr>
+        <w:spacing w:line="240" w:lineRule="auto" w:after="240"/>
+        <w:jc w:val="left"/>
+      </w:pPr>
+      <w:r>
+        <w:rPr>
+          <w:rFonts w:ascii="Times New Roman" w:hAnsi="Times New Roman"/>
+          <w:b w:val="0"/>
+          <w:sz w:val="24"/>
+        </w:rPr>
+        <w:t>ASSOCIAÇÃO BRASILEIRA DE NORMAS TÉCNICAS. NBR 6023: informação e documentação: referências: elaboração. Rio de Janeiro: ABNT, 2018.</w:t>
+      </w:r>
+    </w:p>
+    <w:p>
+      <w:pPr>
+        <w:spacing w:line="240" w:lineRule="auto" w:after="240"/>
+        <w:jc w:val="left"/>
+      </w:pPr>
+      <w:r>
+        <w:rPr>
+          <w:rFonts w:ascii="Times New Roman" w:hAnsi="Times New Roman"/>
+          <w:b w:val="0"/>
+          <w:sz w:val="24"/>
+        </w:rPr>
+        <w:t>ORACLE. Java Platform, Standard Edition Documentation. Disponível em: https://docs.oracle.com/en/java/. Acesso em: 30 maio 2026.</w:t>
+      </w:r>
+    </w:p>
+    <w:p>
+      <w:pPr>
+        <w:spacing w:line="240" w:lineRule="auto" w:after="240"/>
+        <w:jc w:val="left"/>
+      </w:pPr>
+      <w:r>
+        <w:rPr>
+          <w:rFonts w:ascii="Times New Roman" w:hAnsi="Times New Roman"/>
+          <w:b w:val="0"/>
+          <w:sz w:val="24"/>
+        </w:rPr>
+        <w:t>POSTGRESQL GLOBAL DEVELOPMENT GROUP. PostgreSQL Documentation. Disponível em: https://www.postgresql.org/docs/. Acesso em: 30 maio 2026.</w:t>
+      </w:r>
+    </w:p>
+    <w:p>
+      <w:pPr>
+        <w:spacing w:line="240" w:lineRule="auto" w:after="240"/>
+        <w:jc w:val="left"/>
+      </w:pPr>
+      <w:r>
+        <w:rPr>
+          <w:rFonts w:ascii="Times New Roman" w:hAnsi="Times New Roman"/>
+          <w:b w:val="0"/>
+          <w:sz w:val="24"/>
+        </w:rPr>
+        <w:t>REACT. React Documentation. Disponível em: https://react.dev/. Acesso em: 30 maio 2026.</w:t>
+      </w:r>
+    </w:p>
+    <w:p>
+      <w:pPr>
+        <w:spacing w:line="240" w:lineRule="auto" w:after="240"/>
+        <w:jc w:val="left"/>
+      </w:pPr>
+      <w:r>
+        <w:rPr>
+          <w:rFonts w:ascii="Times New Roman" w:hAnsi="Times New Roman"/>
+          <w:b w:val="0"/>
+          <w:sz w:val="24"/>
+        </w:rPr>
+        <w:t>SPRING. Spring Boot Reference Documentation. Disponível em: https://docs.spring.io/spring-boot/. Acesso em: 30 maio 2026.</w:t>
       </w:r>
     </w:p>
     <w:sectPr>
@@ -1420,9 +1610,31 @@
       <w:pgMar w:top="1701" w:right="1134" w:bottom="1134" w:left="1701" w:header="720" w:footer="720" w:gutter="0"/>
       <w:cols w:space="720"/>
       <w:docGrid w:linePitch="360"/>
+      <w:pgNumType w:start="1"/>
     </w:sectPr>
   </w:body>
 </w:document>
+</file>
+
+<file path=word/header1.xml><?xml version="1.0" encoding="utf-8"?>
+<w:hdr xmlns:m="http://schemas.openxmlformats.org/officeDocument/2006/math" xmlns:mc="http://schemas.openxmlformats.org/markup-compatibility/2006" xmlns:mo="http://schemas.microsoft.com/office/mac/office/2008/main" xmlns:mv="urn:schemas-microsoft-com:mac:vml" xmlns:o="urn:schemas-microsoft-com:office:office" xmlns:r="http://schemas.openxmlformats.org/officeDocument/2006/relationships" xmlns:v="urn:schemas-microsoft-com:vml" xmlns:w10="urn:schemas-microsoft-com:office:word" xmlns:w14="http://schemas.microsoft.com/office/word/2010/wordml" xmlns:w="http://schemas.openxmlformats.org/wordprocessingml/2006/main" xmlns:wne="http://schemas.microsoft.com/office/word/2006/wordml" xmlns:wp14="http://schemas.microsoft.com/office/word/2010/wordprocessingDrawing" xmlns:wp="http://schemas.openxmlformats.org/drawingml/2006/wordprocessingDrawing" xmlns:wpc="http://schemas.microsoft.com/office/word/2010/wordprocessingCanvas" xmlns:wpg="http://schemas.microsoft.com/office/word/2010/wordprocessingGroup" xmlns:wpi="http://schemas.microsoft.com/office/word/2010/wordprocessingInk" xmlns:wps="http://schemas.microsoft.com/office/word/2010/wordprocessingShape" mc:Ignorable="w14 wp14">
+  <w:p>
+    <w:pPr>
+      <w:pStyle w:val="Header"/>
+      <w:jc w:val="right"/>
+    </w:pPr>
+    <w:r>
+      <w:rPr>
+        <w:rFonts w:ascii="Times New Roman" w:hAnsi="Times New Roman"/>
+        <w:b w:val="0"/>
+        <w:sz w:val="24"/>
+      </w:rPr>
+      <w:fldChar w:fldCharType="begin"/>
+      <w:instrText xml:space="preserve">PAGE</w:instrText>
+      <w:fldChar w:fldCharType="end"/>
+    </w:r>
+  </w:p>
+</w:hdr>
 </file>
 
 <file path=word/numbering.xml><?xml version="1.0" encoding="utf-8"?>
